--- a/CV-v16-BU_zyrr.docx
+++ b/CV-v16-BU_zyrr.docx
@@ -766,17 +766,7 @@
           <w:sz w:val="22"/>
           <w:szCs w:val="22"/>
         </w:rPr>
-        <w:t xml:space="preserve">Nominated by </w:t>
-      </w:r>
-      <w:proofErr w:type="gramStart"/>
-      <w:r>
-        <w:rPr>
-          <w:rFonts w:ascii="Times New Roman" w:eastAsia="宋体" w:hAnsi="Times New Roman" w:cs="Times New Roman"/>
-          <w:bCs/>
-          <w:sz w:val="22"/>
-          <w:szCs w:val="22"/>
-        </w:rPr>
-        <w:t>UESTC</w:t>
+        <w:t>Nominated by UESTC</w:t>
       </w:r>
       <w:r>
         <w:rPr>
@@ -785,17 +775,7 @@
           <w:sz w:val="22"/>
           <w:szCs w:val="22"/>
         </w:rPr>
-        <w:t xml:space="preserve">)   </w:t>
-      </w:r>
-      <w:proofErr w:type="gramEnd"/>
-      <w:r>
-        <w:rPr>
-          <w:rFonts w:ascii="Times New Roman" w:eastAsia="宋体" w:hAnsi="Times New Roman" w:cs="Times New Roman" w:hint="eastAsia"/>
-          <w:bCs/>
-          <w:sz w:val="22"/>
-          <w:szCs w:val="22"/>
-        </w:rPr>
-        <w:t xml:space="preserve">                                                            </w:t>
+        <w:t xml:space="preserve">)                                                               </w:t>
       </w:r>
       <w:r>
         <w:rPr>
@@ -1109,6 +1089,360 @@
       </w:r>
       <w:bookmarkStart w:id="0" w:name="OLE_LINK7"/>
     </w:p>
+    <w:p>
+      <w:pPr>
+        <w:pBdr>
+          <w:bottom w:val="single" w:sz="4" w:space="0" w:color="auto"/>
+        </w:pBdr>
+        <w:spacing w:after="100"/>
+        <w:rPr>
+          <w:rFonts w:ascii="Times New Roman" w:hAnsi="Times New Roman" w:cs="Times New Roman"/>
+          <w:b/>
+          <w:sz w:val="24"/>
+          <w:shd w:val="pct15" w:color="auto" w:fill="FFFFFF"/>
+        </w:rPr>
+      </w:pPr>
+      <w:r>
+        <w:rPr>
+          <w:rFonts w:ascii="Times New Roman" w:hAnsi="Times New Roman" w:cs="Times New Roman"/>
+          <w:b/>
+          <w:sz w:val="24"/>
+          <w:shd w:val="pct15" w:color="auto" w:fill="FFFFFF"/>
+        </w:rPr>
+        <w:t xml:space="preserve">TECHNICAL </w:t>
+      </w:r>
+      <w:r>
+        <w:rPr>
+          <w:rFonts w:ascii="Times New Roman" w:hAnsi="Times New Roman" w:cs="Times New Roman"/>
+          <w:b/>
+          <w:sz w:val="24"/>
+          <w:shd w:val="pct15" w:color="auto" w:fill="FFFFFF"/>
+        </w:rPr>
+        <w:t>SKILLS</w:t>
+      </w:r>
+    </w:p>
+    <w:p>
+      <w:pPr>
+        <w:rPr>
+          <w:rFonts w:ascii="Times New Roman" w:hAnsi="Times New Roman" w:cs="Times New Roman"/>
+          <w:b/>
+          <w:bCs/>
+        </w:rPr>
+      </w:pPr>
+      <w:r>
+        <w:rPr>
+          <w:rFonts w:ascii="Times New Roman" w:eastAsia="宋体" w:hAnsi="Times New Roman" w:cs="Times New Roman"/>
+          <w:b/>
+          <w:bCs/>
+          <w:sz w:val="22"/>
+          <w:szCs w:val="22"/>
+        </w:rPr>
+        <w:t xml:space="preserve">AI &amp; Data Science: </w:t>
+      </w:r>
+      <w:r>
+        <w:rPr>
+          <w:rFonts w:ascii="Times New Roman" w:eastAsia="宋体" w:hAnsi="Times New Roman" w:cs="Times New Roman"/>
+          <w:sz w:val="22"/>
+          <w:szCs w:val="22"/>
+        </w:rPr>
+        <w:t xml:space="preserve">Graph </w:t>
+      </w:r>
+      <w:r>
+        <w:rPr>
+          <w:rFonts w:ascii="Times New Roman" w:eastAsia="宋体" w:hAnsi="Times New Roman" w:cs="Times New Roman"/>
+          <w:sz w:val="22"/>
+          <w:szCs w:val="22"/>
+        </w:rPr>
+        <w:t>A</w:t>
+      </w:r>
+      <w:r>
+        <w:rPr>
+          <w:rFonts w:ascii="Times New Roman" w:eastAsia="宋体" w:hAnsi="Times New Roman" w:cs="Times New Roman"/>
+          <w:sz w:val="22"/>
+          <w:szCs w:val="22"/>
+        </w:rPr>
+        <w:t xml:space="preserve">lgorithm </w:t>
+      </w:r>
+      <w:r>
+        <w:rPr>
+          <w:rFonts w:ascii="Times New Roman" w:eastAsia="宋体" w:hAnsi="Times New Roman" w:cs="Times New Roman"/>
+          <w:sz w:val="22"/>
+          <w:szCs w:val="22"/>
+        </w:rPr>
+        <w:t>L</w:t>
+      </w:r>
+      <w:r>
+        <w:rPr>
+          <w:rFonts w:ascii="Times New Roman" w:eastAsia="宋体" w:hAnsi="Times New Roman" w:cs="Times New Roman"/>
+          <w:sz w:val="22"/>
+          <w:szCs w:val="22"/>
+        </w:rPr>
+        <w:t>ibrary (</w:t>
+      </w:r>
+      <w:proofErr w:type="spellStart"/>
+      <w:r>
+        <w:rPr>
+          <w:rFonts w:ascii="Times New Roman" w:eastAsia="宋体" w:hAnsi="Times New Roman" w:cs="Times New Roman"/>
+          <w:sz w:val="22"/>
+          <w:szCs w:val="22"/>
+        </w:rPr>
+        <w:t>NetworkX</w:t>
+      </w:r>
+      <w:proofErr w:type="spellEnd"/>
+      <w:r>
+        <w:rPr>
+          <w:rFonts w:ascii="Times New Roman" w:eastAsia="宋体" w:hAnsi="Times New Roman" w:cs="Times New Roman"/>
+          <w:sz w:val="22"/>
+          <w:szCs w:val="22"/>
+        </w:rPr>
+        <w:t>),</w:t>
+      </w:r>
+      <w:r>
+        <w:rPr>
+          <w:rFonts w:ascii="Times New Roman" w:hAnsi="Times New Roman" w:cs="Times New Roman"/>
+        </w:rPr>
+        <w:t xml:space="preserve"> ML/AI</w:t>
+      </w:r>
+      <w:r>
+        <w:rPr>
+          <w:rFonts w:ascii="Times New Roman" w:hAnsi="Times New Roman" w:cs="Times New Roman"/>
+        </w:rPr>
+        <w:t>/DS L</w:t>
+      </w:r>
+      <w:r>
+        <w:rPr>
+          <w:rFonts w:ascii="Times New Roman" w:hAnsi="Times New Roman" w:cs="Times New Roman"/>
+        </w:rPr>
+        <w:t>ibrary (</w:t>
+      </w:r>
+      <w:proofErr w:type="spellStart"/>
+      <w:r>
+        <w:rPr>
+          <w:rFonts w:ascii="Times New Roman" w:eastAsia="宋体" w:hAnsi="Times New Roman" w:cs="Times New Roman"/>
+          <w:sz w:val="22"/>
+          <w:szCs w:val="22"/>
+        </w:rPr>
+        <w:t>PyTorch</w:t>
+      </w:r>
+      <w:proofErr w:type="spellEnd"/>
+      <w:r>
+        <w:rPr>
+          <w:rFonts w:ascii="Times New Roman" w:eastAsia="宋体" w:hAnsi="Times New Roman" w:cs="Times New Roman"/>
+          <w:sz w:val="22"/>
+          <w:szCs w:val="22"/>
+        </w:rPr>
+        <w:t>, TensorFlow, NumPy)</w:t>
+      </w:r>
+    </w:p>
+    <w:p>
+      <w:pPr>
+        <w:rPr>
+          <w:rFonts w:ascii="Times New Roman" w:eastAsia="宋体" w:hAnsi="Times New Roman" w:cs="Times New Roman"/>
+          <w:b/>
+          <w:bCs/>
+          <w:sz w:val="22"/>
+          <w:szCs w:val="22"/>
+        </w:rPr>
+      </w:pPr>
+      <w:r>
+        <w:rPr>
+          <w:rFonts w:ascii="Times New Roman" w:eastAsia="宋体" w:hAnsi="Times New Roman" w:cs="Times New Roman"/>
+          <w:b/>
+          <w:bCs/>
+          <w:sz w:val="22"/>
+          <w:szCs w:val="22"/>
+        </w:rPr>
+        <w:t>Systems &amp; Software:</w:t>
+      </w:r>
+      <w:r>
+        <w:rPr>
+          <w:rFonts w:ascii="Times New Roman" w:eastAsia="宋体" w:hAnsi="Times New Roman" w:cs="Times New Roman"/>
+          <w:sz w:val="22"/>
+          <w:szCs w:val="22"/>
+        </w:rPr>
+        <w:t xml:space="preserve"> Python, C/C++, Java, TypeScript, </w:t>
+      </w:r>
+      <w:r>
+        <w:rPr>
+          <w:rFonts w:ascii="Times New Roman" w:eastAsia="宋体" w:hAnsi="Times New Roman" w:cs="Times New Roman"/>
+          <w:sz w:val="22"/>
+          <w:szCs w:val="22"/>
+        </w:rPr>
+        <w:tab/>
+      </w:r>
+      <w:r>
+        <w:rPr>
+          <w:rFonts w:ascii="Times New Roman" w:eastAsia="宋体" w:hAnsi="Times New Roman" w:cs="Times New Roman" w:hint="eastAsia"/>
+          <w:sz w:val="22"/>
+          <w:szCs w:val="22"/>
+        </w:rPr>
+        <w:t>Java</w:t>
+      </w:r>
+      <w:r>
+        <w:rPr>
+          <w:rFonts w:ascii="Times New Roman" w:eastAsia="宋体" w:hAnsi="Times New Roman" w:cs="Times New Roman"/>
+          <w:sz w:val="22"/>
+          <w:szCs w:val="22"/>
+        </w:rPr>
+        <w:t xml:space="preserve">Script, </w:t>
+      </w:r>
+      <w:r>
+        <w:rPr>
+          <w:rFonts w:ascii="Times New Roman" w:eastAsia="宋体" w:hAnsi="Times New Roman" w:cs="Times New Roman"/>
+          <w:sz w:val="22"/>
+          <w:szCs w:val="22"/>
+        </w:rPr>
+        <w:t>HTML, Linux Shell, LaTeX</w:t>
+      </w:r>
+    </w:p>
+    <w:p>
+      <w:pPr>
+        <w:rPr>
+          <w:b/>
+          <w:bCs/>
+        </w:rPr>
+      </w:pPr>
+      <w:r>
+        <w:rPr>
+          <w:rFonts w:ascii="Times New Roman" w:eastAsia="宋体" w:hAnsi="Times New Roman" w:cs="Times New Roman"/>
+          <w:b/>
+          <w:bCs/>
+          <w:sz w:val="22"/>
+          <w:szCs w:val="22"/>
+        </w:rPr>
+        <w:t xml:space="preserve">Biological &amp; Microfluidic </w:t>
+      </w:r>
+      <w:r>
+        <w:rPr>
+          <w:rFonts w:ascii="Times New Roman" w:eastAsia="宋体" w:hAnsi="Times New Roman" w:cs="Times New Roman" w:hint="eastAsia"/>
+          <w:b/>
+          <w:bCs/>
+          <w:sz w:val="22"/>
+          <w:szCs w:val="22"/>
+        </w:rPr>
+        <w:t>Skills</w:t>
+      </w:r>
+      <w:r>
+        <w:rPr>
+          <w:rFonts w:ascii="Times New Roman" w:eastAsia="宋体" w:hAnsi="Times New Roman" w:cs="Times New Roman"/>
+          <w:b/>
+          <w:bCs/>
+          <w:sz w:val="22"/>
+          <w:szCs w:val="22"/>
+        </w:rPr>
+        <w:t>:</w:t>
+      </w:r>
+      <w:r>
+        <w:rPr>
+          <w:rFonts w:ascii="Times New Roman" w:eastAsia="宋体" w:hAnsi="Times New Roman" w:cs="Times New Roman"/>
+          <w:sz w:val="22"/>
+          <w:szCs w:val="22"/>
+        </w:rPr>
+        <w:t xml:space="preserve"> CNC </w:t>
+      </w:r>
+      <w:r>
+        <w:rPr>
+          <w:rFonts w:ascii="Times New Roman" w:eastAsia="宋体" w:hAnsi="Times New Roman" w:cs="Times New Roman"/>
+          <w:sz w:val="22"/>
+          <w:szCs w:val="22"/>
+        </w:rPr>
+        <w:t>M</w:t>
+      </w:r>
+      <w:r>
+        <w:rPr>
+          <w:rFonts w:ascii="Times New Roman" w:eastAsia="宋体" w:hAnsi="Times New Roman" w:cs="Times New Roman"/>
+          <w:sz w:val="22"/>
+          <w:szCs w:val="22"/>
+        </w:rPr>
+        <w:t xml:space="preserve">illing, </w:t>
+      </w:r>
+      <w:r>
+        <w:rPr>
+          <w:rFonts w:ascii="Times New Roman" w:eastAsia="宋体" w:hAnsi="Times New Roman" w:cs="Times New Roman"/>
+          <w:sz w:val="22"/>
+          <w:szCs w:val="22"/>
+        </w:rPr>
+        <w:t>L</w:t>
+      </w:r>
+      <w:r>
+        <w:rPr>
+          <w:rFonts w:ascii="Times New Roman" w:eastAsia="宋体" w:hAnsi="Times New Roman" w:cs="Times New Roman"/>
+          <w:sz w:val="22"/>
+          <w:szCs w:val="22"/>
+        </w:rPr>
+        <w:t xml:space="preserve">aser </w:t>
+      </w:r>
+      <w:r>
+        <w:rPr>
+          <w:rFonts w:ascii="Times New Roman" w:eastAsia="宋体" w:hAnsi="Times New Roman" w:cs="Times New Roman"/>
+          <w:sz w:val="22"/>
+          <w:szCs w:val="22"/>
+        </w:rPr>
+        <w:t>C</w:t>
+      </w:r>
+      <w:r>
+        <w:rPr>
+          <w:rFonts w:ascii="Times New Roman" w:eastAsia="宋体" w:hAnsi="Times New Roman" w:cs="Times New Roman"/>
+          <w:sz w:val="22"/>
+          <w:szCs w:val="22"/>
+        </w:rPr>
+        <w:t>utting</w:t>
+      </w:r>
+      <w:r>
+        <w:rPr>
+          <w:rFonts w:ascii="Times New Roman" w:eastAsia="宋体" w:hAnsi="Times New Roman" w:cs="Times New Roman"/>
+          <w:sz w:val="22"/>
+          <w:szCs w:val="22"/>
+        </w:rPr>
+        <w:t>, Benchmark Collection and Evaluation</w:t>
+      </w:r>
+    </w:p>
+    <w:p>
+      <w:pPr>
+        <w:spacing w:after="200"/>
+        <w:rPr>
+          <w:rFonts w:ascii="Times New Roman" w:eastAsia="宋体" w:hAnsi="Times New Roman" w:cs="Times New Roman"/>
+          <w:sz w:val="22"/>
+          <w:szCs w:val="22"/>
+        </w:rPr>
+      </w:pPr>
+      <w:r>
+        <w:rPr>
+          <w:rFonts w:ascii="Times New Roman" w:eastAsia="宋体" w:hAnsi="Times New Roman" w:cs="Times New Roman"/>
+          <w:b/>
+          <w:bCs/>
+          <w:sz w:val="22"/>
+          <w:szCs w:val="22"/>
+        </w:rPr>
+        <w:t>CAD Tools</w:t>
+      </w:r>
+      <w:r>
+        <w:rPr>
+          <w:rFonts w:ascii="Times New Roman" w:eastAsia="宋体" w:hAnsi="Times New Roman" w:cs="Times New Roman"/>
+          <w:b/>
+          <w:bCs/>
+          <w:sz w:val="22"/>
+          <w:szCs w:val="22"/>
+        </w:rPr>
+        <w:t>:</w:t>
+      </w:r>
+      <w:r>
+        <w:rPr>
+          <w:rFonts w:ascii="Times New Roman" w:eastAsia="宋体" w:hAnsi="Times New Roman" w:cs="Times New Roman"/>
+          <w:sz w:val="22"/>
+          <w:szCs w:val="22"/>
+        </w:rPr>
+        <w:t xml:space="preserve"> Fusion 360</w:t>
+      </w:r>
+      <w:r>
+        <w:rPr>
+          <w:rFonts w:ascii="Times New Roman" w:eastAsia="宋体" w:hAnsi="Times New Roman" w:cs="Times New Roman"/>
+          <w:sz w:val="22"/>
+          <w:szCs w:val="22"/>
+        </w:rPr>
+        <w:t>, Microfluidic Devices Manual Design</w:t>
+      </w:r>
+    </w:p>
     <w:bookmarkEnd w:id="0"/>
     <w:p>
       <w:pPr>
@@ -1634,6 +1968,7 @@
           <w:sz w:val="24"/>
           <w:szCs w:val="32"/>
         </w:rPr>
+        <w:lastRenderedPageBreak/>
         <w:t>Manuscripts in Preparation</w:t>
       </w:r>
       <w:r>
@@ -1859,7 +2194,6 @@
           <w:sz w:val="22"/>
           <w:szCs w:val="22"/>
         </w:rPr>
-        <w:lastRenderedPageBreak/>
         <w:t>Supervisor: Prof. Douglas Densmore</w:t>
       </w:r>
     </w:p>
@@ -1943,7 +2277,31 @@
           <w:sz w:val="22"/>
           <w:szCs w:val="28"/>
         </w:rPr>
-        <w:t>Developed a DSL and compiler that transform behavioral design inputs into structured connectivity graphs, which are further processed by external placement and routing algorithms (CUHK collaboration).</w:t>
+        <w:t>Developed a DSL and compiler that transform behavioral design inputs into structured connectivity graphs, which are further processed by external placement and routing algorithms</w:t>
+      </w:r>
+      <w:r>
+        <w:rPr>
+          <w:rFonts w:ascii="Times New Roman" w:hAnsi="Times New Roman" w:cs="Times New Roman"/>
+          <w:sz w:val="22"/>
+          <w:szCs w:val="28"/>
+        </w:rPr>
+        <w:t>;</w:t>
+      </w:r>
+      <w:r>
+        <w:rPr>
+          <w:rFonts w:ascii="Times New Roman" w:hAnsi="Times New Roman" w:cs="Times New Roman"/>
+          <w:sz w:val="22"/>
+          <w:szCs w:val="28"/>
+        </w:rPr>
+        <w:t xml:space="preserve"> </w:t>
+      </w:r>
+      <w:r>
+        <w:rPr>
+          <w:rFonts w:ascii="Times New Roman" w:hAnsi="Times New Roman" w:cs="Times New Roman"/>
+          <w:sz w:val="22"/>
+          <w:szCs w:val="28"/>
+        </w:rPr>
+        <w:t>the DSL is currently supported by all five major mainstream large language models for assisted program synthesis.</w:t>
       </w:r>
     </w:p>
     <w:p>
@@ -2832,25 +3190,7 @@
           <w:sz w:val="22"/>
           <w:szCs w:val="22"/>
         </w:rPr>
-        <w:t>| UCSB, Four “</w:t>
-      </w:r>
-      <w:proofErr w:type="gramStart"/>
-      <w:r>
-        <w:rPr>
-          <w:rFonts w:ascii="Times New Roman" w:eastAsia="宋体" w:hAnsi="Times New Roman" w:cs="Times New Roman"/>
-          <w:sz w:val="22"/>
-          <w:szCs w:val="22"/>
-        </w:rPr>
-        <w:t>I”s</w:t>
-      </w:r>
-      <w:proofErr w:type="gramEnd"/>
-      <w:r>
-        <w:rPr>
-          <w:rFonts w:ascii="Times New Roman" w:eastAsia="宋体" w:hAnsi="Times New Roman" w:cs="Times New Roman"/>
-          <w:sz w:val="22"/>
-          <w:szCs w:val="22"/>
-        </w:rPr>
-        <w:t xml:space="preserve"> lab                                                        Santa Barbara, CA | </w:t>
+        <w:t xml:space="preserve">| UCSB, Four “I”s lab                                                        Santa Barbara, CA | </w:t>
       </w:r>
       <w:r>
         <w:rPr>
@@ -2989,6 +3329,100 @@
           <w:sz w:val="24"/>
           <w:shd w:val="pct15" w:color="auto" w:fill="FFFFFF"/>
         </w:rPr>
+        <w:t>JOURNAL REVIEWER</w:t>
+      </w:r>
+    </w:p>
+    <w:p>
+      <w:pPr>
+        <w:rPr>
+          <w:rFonts w:ascii="Times New Roman" w:eastAsia="宋体" w:hAnsi="Times New Roman" w:cs="Times New Roman"/>
+          <w:sz w:val="22"/>
+          <w:szCs w:val="22"/>
+        </w:rPr>
+      </w:pPr>
+      <w:r>
+        <w:rPr>
+          <w:rFonts w:ascii="Times New Roman" w:eastAsia="宋体" w:hAnsi="Times New Roman" w:cs="Times New Roman"/>
+          <w:sz w:val="22"/>
+          <w:szCs w:val="22"/>
+        </w:rPr>
+        <w:t xml:space="preserve">IEEE Transactions on Computer-Aided Design of Integrated Circuits and Systems (IEEE-TCAD)                         </w:t>
+      </w:r>
+    </w:p>
+    <w:p>
+      <w:pPr>
+        <w:rPr>
+          <w:rFonts w:ascii="Times New Roman" w:eastAsia="宋体" w:hAnsi="Times New Roman" w:cs="Times New Roman"/>
+          <w:sz w:val="22"/>
+          <w:szCs w:val="22"/>
+        </w:rPr>
+      </w:pPr>
+      <w:proofErr w:type="spellStart"/>
+      <w:r>
+        <w:rPr>
+          <w:rFonts w:ascii="Times New Roman" w:eastAsia="宋体" w:hAnsi="Times New Roman" w:cs="Times New Roman"/>
+          <w:sz w:val="22"/>
+          <w:szCs w:val="22"/>
+        </w:rPr>
+        <w:t>eLife</w:t>
+      </w:r>
+      <w:proofErr w:type="spellEnd"/>
+      <w:r>
+        <w:rPr>
+          <w:rFonts w:ascii="Times New Roman" w:eastAsia="宋体" w:hAnsi="Times New Roman" w:cs="Times New Roman" w:hint="eastAsia"/>
+          <w:sz w:val="22"/>
+          <w:szCs w:val="22"/>
+        </w:rPr>
+        <w:t xml:space="preserve">          </w:t>
+      </w:r>
+      <w:r>
+        <w:rPr>
+          <w:rFonts w:ascii="Times New Roman" w:eastAsia="宋体" w:hAnsi="Times New Roman" w:cs="Times New Roman"/>
+          <w:sz w:val="22"/>
+          <w:szCs w:val="22"/>
+        </w:rPr>
+        <w:t xml:space="preserve">                                                                                                                                                               </w:t>
+      </w:r>
+    </w:p>
+    <w:p>
+      <w:pPr>
+        <w:spacing w:after="200"/>
+        <w:rPr>
+          <w:rFonts w:ascii="Times New Roman" w:eastAsia="宋体" w:hAnsi="Times New Roman" w:cs="Times New Roman"/>
+          <w:sz w:val="22"/>
+          <w:szCs w:val="22"/>
+        </w:rPr>
+      </w:pPr>
+      <w:r>
+        <w:rPr>
+          <w:rFonts w:ascii="Times New Roman" w:eastAsia="宋体" w:hAnsi="Times New Roman" w:cs="Times New Roman"/>
+          <w:sz w:val="22"/>
+          <w:szCs w:val="22"/>
+        </w:rPr>
+        <w:t xml:space="preserve">International Conference on Computer-Aided Design (ICCAD’22)                                                                          </w:t>
+      </w:r>
+    </w:p>
+    <w:p>
+      <w:pPr>
+        <w:pBdr>
+          <w:bottom w:val="single" w:sz="4" w:space="0" w:color="auto"/>
+        </w:pBdr>
+        <w:spacing w:after="100"/>
+        <w:rPr>
+          <w:rFonts w:ascii="Times New Roman" w:hAnsi="Times New Roman" w:cs="Times New Roman"/>
+          <w:b/>
+          <w:sz w:val="24"/>
+          <w:shd w:val="pct15" w:color="auto" w:fill="FFFFFF"/>
+        </w:rPr>
+      </w:pPr>
+      <w:r>
+        <w:rPr>
+          <w:rFonts w:ascii="Times New Roman" w:hAnsi="Times New Roman" w:cs="Times New Roman"/>
+          <w:b/>
+          <w:sz w:val="24"/>
+          <w:shd w:val="pct15" w:color="auto" w:fill="FFFFFF"/>
+        </w:rPr>
+        <w:lastRenderedPageBreak/>
         <w:t>PROFESSIONAL SERVICES &amp; ACTIVITIES</w:t>
       </w:r>
     </w:p>
@@ -3016,40 +3450,7 @@
           <w:sz w:val="22"/>
           <w:szCs w:val="22"/>
         </w:rPr>
-        <w:t xml:space="preserve">EBRC Mentorship for Undergraduate and </w:t>
-      </w:r>
-      <w:proofErr w:type="gramStart"/>
-      <w:r>
-        <w:rPr>
-          <w:rFonts w:ascii="Times New Roman" w:eastAsia="宋体" w:hAnsi="Times New Roman" w:cs="Times New Roman"/>
-          <w:b/>
-          <w:bCs/>
-          <w:sz w:val="22"/>
-          <w:szCs w:val="22"/>
-        </w:rPr>
-        <w:t>Master’s</w:t>
-      </w:r>
-      <w:proofErr w:type="gramEnd"/>
-      <w:r>
-        <w:rPr>
-          <w:rFonts w:ascii="Times New Roman" w:eastAsia="宋体" w:hAnsi="Times New Roman" w:cs="Times New Roman"/>
-          <w:b/>
-          <w:bCs/>
-          <w:sz w:val="22"/>
-          <w:szCs w:val="22"/>
-        </w:rPr>
-        <w:t xml:space="preserve"> Students Program (</w:t>
-      </w:r>
-      <w:proofErr w:type="gramStart"/>
-      <w:r>
-        <w:rPr>
-          <w:rFonts w:ascii="Times New Roman" w:eastAsia="宋体" w:hAnsi="Times New Roman" w:cs="Times New Roman"/>
-          <w:b/>
-          <w:bCs/>
-          <w:sz w:val="22"/>
-          <w:szCs w:val="22"/>
-        </w:rPr>
-        <w:t>EMUMS)</w:t>
+        <w:t>EBRC Mentorship for Undergraduate and Master’s Students Program (EMUMS)</w:t>
       </w:r>
       <w:r>
         <w:rPr>
@@ -3057,16 +3458,7 @@
           <w:sz w:val="22"/>
           <w:szCs w:val="22"/>
         </w:rPr>
-        <w:t xml:space="preserve">   </w:t>
-      </w:r>
-      <w:proofErr w:type="gramEnd"/>
-      <w:r>
-        <w:rPr>
-          <w:rFonts w:ascii="Times New Roman" w:eastAsia="宋体" w:hAnsi="Times New Roman" w:cs="Times New Roman" w:hint="eastAsia"/>
-          <w:sz w:val="22"/>
-          <w:szCs w:val="22"/>
-        </w:rPr>
-        <w:t xml:space="preserve">         </w:t>
+        <w:t xml:space="preserve">            </w:t>
       </w:r>
       <w:r>
         <w:rPr>
@@ -3520,316 +3912,6 @@
           <w:sz w:val="24"/>
           <w:shd w:val="pct15" w:color="auto" w:fill="FFFFFF"/>
         </w:rPr>
-        <w:lastRenderedPageBreak/>
-        <w:t>JOURNAL REVIEWER</w:t>
-      </w:r>
-    </w:p>
-    <w:p>
-      <w:pPr>
-        <w:rPr>
-          <w:rFonts w:ascii="Times New Roman" w:eastAsia="宋体" w:hAnsi="Times New Roman" w:cs="Times New Roman"/>
-          <w:sz w:val="22"/>
-          <w:szCs w:val="22"/>
-        </w:rPr>
-      </w:pPr>
-      <w:r>
-        <w:rPr>
-          <w:rFonts w:ascii="Times New Roman" w:eastAsia="宋体" w:hAnsi="Times New Roman" w:cs="Times New Roman"/>
-          <w:sz w:val="22"/>
-          <w:szCs w:val="22"/>
-        </w:rPr>
-        <w:t>IEEE Transactions on Computer-Aided Design of Integrated Circuits and Systems</w:t>
-      </w:r>
-      <w:r>
-        <w:rPr>
-          <w:rFonts w:ascii="Times New Roman" w:eastAsia="宋体" w:hAnsi="Times New Roman" w:cs="Times New Roman"/>
-          <w:sz w:val="22"/>
-          <w:szCs w:val="22"/>
-        </w:rPr>
-        <w:t xml:space="preserve"> (IEEE-TCAD)                    </w:t>
-      </w:r>
-      <w:r>
-        <w:rPr>
-          <w:rFonts w:ascii="Times New Roman" w:eastAsia="宋体" w:hAnsi="Times New Roman" w:cs="Times New Roman"/>
-          <w:sz w:val="22"/>
-          <w:szCs w:val="22"/>
-        </w:rPr>
-        <w:t xml:space="preserve">     </w:t>
-      </w:r>
-    </w:p>
-    <w:p>
-      <w:pPr>
-        <w:rPr>
-          <w:rFonts w:ascii="Times New Roman" w:eastAsia="宋体" w:hAnsi="Times New Roman" w:cs="Times New Roman"/>
-          <w:sz w:val="22"/>
-          <w:szCs w:val="22"/>
-        </w:rPr>
-      </w:pPr>
-      <w:proofErr w:type="spellStart"/>
-      <w:r>
-        <w:rPr>
-          <w:rFonts w:ascii="Times New Roman" w:eastAsia="宋体" w:hAnsi="Times New Roman" w:cs="Times New Roman"/>
-          <w:sz w:val="22"/>
-          <w:szCs w:val="22"/>
-        </w:rPr>
-        <w:t>eLife</w:t>
-      </w:r>
-      <w:proofErr w:type="spellEnd"/>
-      <w:r>
-        <w:rPr>
-          <w:rFonts w:ascii="Times New Roman" w:eastAsia="宋体" w:hAnsi="Times New Roman" w:cs="Times New Roman" w:hint="eastAsia"/>
-          <w:sz w:val="22"/>
-          <w:szCs w:val="22"/>
-        </w:rPr>
-        <w:t xml:space="preserve">          </w:t>
-      </w:r>
-      <w:r>
-        <w:rPr>
-          <w:rFonts w:ascii="Times New Roman" w:eastAsia="宋体" w:hAnsi="Times New Roman" w:cs="Times New Roman"/>
-          <w:sz w:val="22"/>
-          <w:szCs w:val="22"/>
-        </w:rPr>
-        <w:t xml:space="preserve">                                                                                                                                                               </w:t>
-      </w:r>
-    </w:p>
-    <w:p>
-      <w:pPr>
-        <w:spacing w:after="200"/>
-        <w:rPr>
-          <w:rFonts w:ascii="Times New Roman" w:eastAsia="宋体" w:hAnsi="Times New Roman" w:cs="Times New Roman"/>
-          <w:sz w:val="22"/>
-          <w:szCs w:val="22"/>
-        </w:rPr>
-      </w:pPr>
-      <w:r>
-        <w:rPr>
-          <w:rFonts w:ascii="Times New Roman" w:eastAsia="宋体" w:hAnsi="Times New Roman" w:cs="Times New Roman"/>
-          <w:sz w:val="22"/>
-          <w:szCs w:val="22"/>
-        </w:rPr>
-        <w:t xml:space="preserve">International Conference on Computer-Aided Design </w:t>
-      </w:r>
-      <w:r>
-        <w:rPr>
-          <w:rFonts w:ascii="Times New Roman" w:eastAsia="宋体" w:hAnsi="Times New Roman" w:cs="Times New Roman"/>
-          <w:sz w:val="22"/>
-          <w:szCs w:val="22"/>
-        </w:rPr>
-        <w:t>(</w:t>
-      </w:r>
-      <w:r>
-        <w:rPr>
-          <w:rFonts w:ascii="Times New Roman" w:eastAsia="宋体" w:hAnsi="Times New Roman" w:cs="Times New Roman"/>
-          <w:sz w:val="22"/>
-          <w:szCs w:val="22"/>
-        </w:rPr>
-        <w:t>ICCAD’22</w:t>
-      </w:r>
-      <w:r>
-        <w:rPr>
-          <w:rFonts w:ascii="Times New Roman" w:eastAsia="宋体" w:hAnsi="Times New Roman" w:cs="Times New Roman"/>
-          <w:sz w:val="22"/>
-          <w:szCs w:val="22"/>
-        </w:rPr>
-        <w:t xml:space="preserve">)                          </w:t>
-      </w:r>
-      <w:r>
-        <w:rPr>
-          <w:rFonts w:ascii="Times New Roman" w:eastAsia="宋体" w:hAnsi="Times New Roman" w:cs="Times New Roman"/>
-          <w:sz w:val="22"/>
-          <w:szCs w:val="22"/>
-        </w:rPr>
-        <w:t xml:space="preserve">                                                </w:t>
-      </w:r>
-    </w:p>
-    <w:p>
-      <w:pPr>
-        <w:pBdr>
-          <w:bottom w:val="single" w:sz="4" w:space="0" w:color="auto"/>
-        </w:pBdr>
-        <w:spacing w:after="100"/>
-        <w:rPr>
-          <w:rFonts w:ascii="Times New Roman" w:hAnsi="Times New Roman" w:cs="Times New Roman"/>
-          <w:b/>
-          <w:sz w:val="24"/>
-          <w:shd w:val="pct15" w:color="auto" w:fill="FFFFFF"/>
-        </w:rPr>
-      </w:pPr>
-      <w:r>
-        <w:rPr>
-          <w:rFonts w:ascii="Times New Roman" w:hAnsi="Times New Roman" w:cs="Times New Roman"/>
-          <w:b/>
-          <w:sz w:val="24"/>
-          <w:shd w:val="pct15" w:color="auto" w:fill="FFFFFF"/>
-        </w:rPr>
-        <w:t xml:space="preserve">TECHNICAL </w:t>
-      </w:r>
-      <w:r>
-        <w:rPr>
-          <w:rFonts w:ascii="Times New Roman" w:hAnsi="Times New Roman" w:cs="Times New Roman"/>
-          <w:b/>
-          <w:sz w:val="24"/>
-          <w:shd w:val="pct15" w:color="auto" w:fill="FFFFFF"/>
-        </w:rPr>
-        <w:t>SKILLS</w:t>
-      </w:r>
-    </w:p>
-    <w:p>
-      <w:pPr>
-        <w:rPr>
-          <w:b/>
-          <w:bCs/>
-        </w:rPr>
-      </w:pPr>
-      <w:r>
-        <w:rPr>
-          <w:rFonts w:ascii="Times New Roman" w:eastAsia="宋体" w:hAnsi="Times New Roman" w:cs="Times New Roman"/>
-          <w:b/>
-          <w:bCs/>
-          <w:sz w:val="22"/>
-          <w:szCs w:val="22"/>
-        </w:rPr>
-        <w:t xml:space="preserve">AI &amp; Data Science: </w:t>
-      </w:r>
-      <w:proofErr w:type="spellStart"/>
-      <w:r>
-        <w:rPr>
-          <w:rFonts w:ascii="Times New Roman" w:eastAsia="宋体" w:hAnsi="Times New Roman" w:cs="Times New Roman"/>
-          <w:sz w:val="22"/>
-          <w:szCs w:val="22"/>
-        </w:rPr>
-        <w:t>PyTorch</w:t>
-      </w:r>
-      <w:proofErr w:type="spellEnd"/>
-      <w:r>
-        <w:rPr>
-          <w:rFonts w:ascii="Times New Roman" w:eastAsia="宋体" w:hAnsi="Times New Roman" w:cs="Times New Roman"/>
-          <w:sz w:val="22"/>
-          <w:szCs w:val="22"/>
-        </w:rPr>
-        <w:t xml:space="preserve">, TensorFlow, </w:t>
-      </w:r>
-      <w:proofErr w:type="spellStart"/>
-      <w:r>
-        <w:rPr>
-          <w:rFonts w:ascii="Times New Roman" w:eastAsia="宋体" w:hAnsi="Times New Roman" w:cs="Times New Roman"/>
-          <w:sz w:val="22"/>
-          <w:szCs w:val="22"/>
-        </w:rPr>
-        <w:t>NetworkX</w:t>
-      </w:r>
-      <w:proofErr w:type="spellEnd"/>
-      <w:r>
-        <w:rPr>
-          <w:b/>
-          <w:bCs/>
-        </w:rPr>
-        <w:t xml:space="preserve"> </w:t>
-      </w:r>
-    </w:p>
-    <w:p>
-      <w:pPr>
-        <w:rPr>
-          <w:rFonts w:ascii="Times New Roman" w:eastAsia="宋体" w:hAnsi="Times New Roman" w:cs="Times New Roman"/>
-          <w:b/>
-          <w:bCs/>
-          <w:sz w:val="22"/>
-          <w:szCs w:val="22"/>
-        </w:rPr>
-      </w:pPr>
-      <w:r>
-        <w:rPr>
-          <w:rFonts w:ascii="Times New Roman" w:eastAsia="宋体" w:hAnsi="Times New Roman" w:cs="Times New Roman"/>
-          <w:b/>
-          <w:bCs/>
-          <w:sz w:val="22"/>
-          <w:szCs w:val="22"/>
-        </w:rPr>
-        <w:t>Systems &amp; Software:</w:t>
-      </w:r>
-      <w:r>
-        <w:rPr>
-          <w:rFonts w:ascii="Times New Roman" w:eastAsia="宋体" w:hAnsi="Times New Roman" w:cs="Times New Roman"/>
-          <w:sz w:val="22"/>
-          <w:szCs w:val="22"/>
-        </w:rPr>
-        <w:t xml:space="preserve"> Python, C/C++, Java, TypeScript, HTML, Linux Shell, LaTeX</w:t>
-      </w:r>
-    </w:p>
-    <w:p>
-      <w:pPr>
-        <w:rPr>
-          <w:b/>
-          <w:bCs/>
-        </w:rPr>
-      </w:pPr>
-      <w:r>
-        <w:rPr>
-          <w:rFonts w:ascii="Times New Roman" w:eastAsia="宋体" w:hAnsi="Times New Roman" w:cs="Times New Roman"/>
-          <w:b/>
-          <w:bCs/>
-          <w:sz w:val="22"/>
-          <w:szCs w:val="22"/>
-        </w:rPr>
-        <w:t>Biological &amp; Microfluidic Fabrication:</w:t>
-      </w:r>
-      <w:r>
-        <w:rPr>
-          <w:rFonts w:ascii="Times New Roman" w:eastAsia="宋体" w:hAnsi="Times New Roman" w:cs="Times New Roman"/>
-          <w:sz w:val="22"/>
-          <w:szCs w:val="22"/>
-        </w:rPr>
-        <w:t xml:space="preserve"> CNC milling, laser cutting</w:t>
-      </w:r>
-    </w:p>
-    <w:p>
-      <w:pPr>
-        <w:spacing w:after="200"/>
-        <w:rPr>
-          <w:rFonts w:ascii="Times New Roman" w:eastAsia="宋体" w:hAnsi="Times New Roman" w:cs="Times New Roman"/>
-          <w:sz w:val="22"/>
-          <w:szCs w:val="22"/>
-        </w:rPr>
-      </w:pPr>
-      <w:r>
-        <w:rPr>
-          <w:rFonts w:ascii="Times New Roman" w:eastAsia="宋体" w:hAnsi="Times New Roman" w:cs="Times New Roman"/>
-          <w:b/>
-          <w:bCs/>
-          <w:sz w:val="22"/>
-          <w:szCs w:val="22"/>
-        </w:rPr>
-        <w:t>Design &amp; Modeling Tools:</w:t>
-      </w:r>
-      <w:r>
-        <w:rPr>
-          <w:rFonts w:ascii="Times New Roman" w:eastAsia="宋体" w:hAnsi="Times New Roman" w:cs="Times New Roman"/>
-          <w:sz w:val="22"/>
-          <w:szCs w:val="22"/>
-        </w:rPr>
-        <w:t xml:space="preserve"> Fusion 360</w:t>
-      </w:r>
-    </w:p>
-    <w:p>
-      <w:pPr>
-        <w:pBdr>
-          <w:bottom w:val="single" w:sz="4" w:space="0" w:color="auto"/>
-        </w:pBdr>
-        <w:spacing w:after="100"/>
-        <w:rPr>
-          <w:rFonts w:ascii="Times New Roman" w:hAnsi="Times New Roman" w:cs="Times New Roman"/>
-          <w:b/>
-          <w:sz w:val="24"/>
-          <w:shd w:val="pct15" w:color="auto" w:fill="FFFFFF"/>
-        </w:rPr>
-      </w:pPr>
-      <w:r>
-        <w:rPr>
-          <w:rFonts w:ascii="Times New Roman" w:hAnsi="Times New Roman" w:cs="Times New Roman"/>
-          <w:b/>
-          <w:sz w:val="24"/>
-          <w:shd w:val="pct15" w:color="auto" w:fill="FFFFFF"/>
-        </w:rPr>
         <w:t>PROFESSIONAL SOCIETIES</w:t>
       </w:r>
     </w:p>
@@ -3890,16 +3972,7 @@
           <w:sz w:val="22"/>
           <w:szCs w:val="22"/>
         </w:rPr>
-        <w:t xml:space="preserve">student </w:t>
-      </w:r>
-      <w:proofErr w:type="gramStart"/>
-      <w:r>
-        <w:rPr>
-          <w:rFonts w:ascii="Times New Roman" w:hAnsi="Times New Roman" w:cs="Times New Roman"/>
-          <w:sz w:val="22"/>
-          <w:szCs w:val="22"/>
-        </w:rPr>
-        <w:t>membership)</w:t>
+        <w:t>student membership)</w:t>
       </w:r>
       <w:r>
         <w:rPr>
@@ -3915,16 +3988,7 @@
           <w:sz w:val="22"/>
           <w:szCs w:val="22"/>
         </w:rPr>
-        <w:t xml:space="preserve"> </w:t>
-      </w:r>
-      <w:proofErr w:type="gramEnd"/>
-      <w:r>
-        <w:rPr>
-          <w:rFonts w:ascii="Times New Roman" w:hAnsi="Times New Roman" w:cs="Times New Roman"/>
-          <w:sz w:val="22"/>
-          <w:szCs w:val="22"/>
-        </w:rPr>
-        <w:t xml:space="preserve">            </w:t>
+        <w:t xml:space="preserve">             </w:t>
       </w:r>
       <w:r>
         <w:rPr>

--- a/CV-v16-BU_zyrr.docx
+++ b/CV-v16-BU_zyrr.docx
@@ -668,7 +668,6 @@
           <w:szCs w:val="22"/>
         </w:rPr>
       </w:pPr>
-      <w:proofErr w:type="spellStart"/>
       <w:r>
         <w:rPr>
           <w:rFonts w:ascii="Times New Roman" w:eastAsia="宋体" w:hAnsi="Times New Roman" w:cs="Times New Roman" w:hint="eastAsia"/>
@@ -677,7 +676,6 @@
         </w:rPr>
         <w:t>iGEM</w:t>
       </w:r>
-      <w:proofErr w:type="spellEnd"/>
       <w:r>
         <w:rPr>
           <w:rFonts w:ascii="Times New Roman" w:eastAsia="宋体" w:hAnsi="Times New Roman" w:cs="Times New Roman"/>
@@ -917,23 +915,13 @@
           <w:szCs w:val="22"/>
         </w:rPr>
       </w:pPr>
-      <w:proofErr w:type="spellStart"/>
-      <w:r>
-        <w:rPr>
-          <w:rFonts w:ascii="Times New Roman" w:eastAsia="宋体" w:hAnsi="Times New Roman" w:cs="Times New Roman"/>
-          <w:sz w:val="22"/>
-          <w:szCs w:val="22"/>
-        </w:rPr>
-        <w:t>iGEM</w:t>
-      </w:r>
-      <w:proofErr w:type="spellEnd"/>
-      <w:r>
-        <w:rPr>
-          <w:rFonts w:ascii="Times New Roman" w:eastAsia="宋体" w:hAnsi="Times New Roman" w:cs="Times New Roman"/>
-          <w:sz w:val="22"/>
-          <w:szCs w:val="22"/>
-        </w:rPr>
-        <w:t xml:space="preserve"> "</w:t>
+      <w:r>
+        <w:rPr>
+          <w:rFonts w:ascii="Times New Roman" w:eastAsia="宋体" w:hAnsi="Times New Roman" w:cs="Times New Roman"/>
+          <w:sz w:val="22"/>
+          <w:szCs w:val="22"/>
+        </w:rPr>
+        <w:t>iGEM "</w:t>
       </w:r>
       <w:r>
         <w:rPr>
@@ -1177,61 +1165,33 @@
           <w:sz w:val="22"/>
           <w:szCs w:val="22"/>
         </w:rPr>
+        <w:t>ibrary (NetworkX),</w:t>
+      </w:r>
+      <w:r>
+        <w:rPr>
+          <w:rFonts w:ascii="Times New Roman" w:hAnsi="Times New Roman" w:cs="Times New Roman"/>
+        </w:rPr>
+        <w:t xml:space="preserve"> ML/AI</w:t>
+      </w:r>
+      <w:r>
+        <w:rPr>
+          <w:rFonts w:ascii="Times New Roman" w:hAnsi="Times New Roman" w:cs="Times New Roman"/>
+        </w:rPr>
+        <w:t>/DS L</w:t>
+      </w:r>
+      <w:r>
+        <w:rPr>
+          <w:rFonts w:ascii="Times New Roman" w:hAnsi="Times New Roman" w:cs="Times New Roman"/>
+        </w:rPr>
         <w:t>ibrary (</w:t>
       </w:r>
-      <w:proofErr w:type="spellStart"/>
-      <w:r>
-        <w:rPr>
-          <w:rFonts w:ascii="Times New Roman" w:eastAsia="宋体" w:hAnsi="Times New Roman" w:cs="Times New Roman"/>
-          <w:sz w:val="22"/>
-          <w:szCs w:val="22"/>
-        </w:rPr>
-        <w:t>NetworkX</w:t>
-      </w:r>
-      <w:proofErr w:type="spellEnd"/>
-      <w:r>
-        <w:rPr>
-          <w:rFonts w:ascii="Times New Roman" w:eastAsia="宋体" w:hAnsi="Times New Roman" w:cs="Times New Roman"/>
-          <w:sz w:val="22"/>
-          <w:szCs w:val="22"/>
-        </w:rPr>
-        <w:t>),</w:t>
-      </w:r>
-      <w:r>
-        <w:rPr>
-          <w:rFonts w:ascii="Times New Roman" w:hAnsi="Times New Roman" w:cs="Times New Roman"/>
-        </w:rPr>
-        <w:t xml:space="preserve"> ML/AI</w:t>
-      </w:r>
-      <w:r>
-        <w:rPr>
-          <w:rFonts w:ascii="Times New Roman" w:hAnsi="Times New Roman" w:cs="Times New Roman"/>
-        </w:rPr>
-        <w:t>/DS L</w:t>
-      </w:r>
-      <w:r>
-        <w:rPr>
-          <w:rFonts w:ascii="Times New Roman" w:hAnsi="Times New Roman" w:cs="Times New Roman"/>
-        </w:rPr>
-        <w:t>ibrary (</w:t>
-      </w:r>
-      <w:proofErr w:type="spellStart"/>
-      <w:r>
-        <w:rPr>
-          <w:rFonts w:ascii="Times New Roman" w:eastAsia="宋体" w:hAnsi="Times New Roman" w:cs="Times New Roman"/>
-          <w:sz w:val="22"/>
-          <w:szCs w:val="22"/>
-        </w:rPr>
-        <w:t>PyTorch</w:t>
-      </w:r>
-      <w:proofErr w:type="spellEnd"/>
-      <w:r>
-        <w:rPr>
-          <w:rFonts w:ascii="Times New Roman" w:eastAsia="宋体" w:hAnsi="Times New Roman" w:cs="Times New Roman"/>
-          <w:sz w:val="22"/>
-          <w:szCs w:val="22"/>
-        </w:rPr>
-        <w:t>, TensorFlow, NumPy)</w:t>
+      <w:r>
+        <w:rPr>
+          <w:rFonts w:ascii="Times New Roman" w:eastAsia="宋体" w:hAnsi="Times New Roman" w:cs="Times New Roman"/>
+          <w:sz w:val="22"/>
+          <w:szCs w:val="22"/>
+        </w:rPr>
+        <w:t>PyTorch, TensorFlow, NumPy)</w:t>
       </w:r>
     </w:p>
     <w:p>
@@ -1915,23 +1875,13 @@
         </w:rPr>
         <w:t xml:space="preserve">5] </w:t>
       </w:r>
-      <w:proofErr w:type="spellStart"/>
-      <w:r>
-        <w:rPr>
-          <w:rFonts w:ascii="Times New Roman" w:hAnsi="Times New Roman" w:cs="Times New Roman"/>
-          <w:sz w:val="22"/>
-          <w:szCs w:val="28"/>
-        </w:rPr>
-        <w:t>LaNVis</w:t>
-      </w:r>
-      <w:proofErr w:type="spellEnd"/>
-      <w:r>
-        <w:rPr>
-          <w:rFonts w:ascii="Times New Roman" w:hAnsi="Times New Roman" w:cs="Times New Roman"/>
-          <w:sz w:val="22"/>
-          <w:szCs w:val="28"/>
-        </w:rPr>
-        <w:t>: Biological Constraint-based Large Network Visualizer</w:t>
+      <w:r>
+        <w:rPr>
+          <w:rFonts w:ascii="Times New Roman" w:hAnsi="Times New Roman" w:cs="Times New Roman"/>
+          <w:sz w:val="22"/>
+          <w:szCs w:val="28"/>
+        </w:rPr>
+        <w:t>LaNVis: Biological Constraint-based Large Network Visualizer</w:t>
       </w:r>
       <w:r>
         <w:rPr>
@@ -2077,7 +2027,7 @@
           <w:sz w:val="22"/>
           <w:szCs w:val="28"/>
         </w:rPr>
-        <w:t>Neptune: Web-based Automated Design and Synthesis Platform for Microfluidic Devices</w:t>
+        <w:t>Neptune: An open-source platform for microfluidic design automation with a new programming language and in-context LLM assistance</w:t>
       </w:r>
       <w:r>
         <w:rPr>
@@ -2087,7 +2037,17 @@
           <w:sz w:val="22"/>
           <w:szCs w:val="28"/>
         </w:rPr>
-        <w:t xml:space="preserve">. </w:t>
+        <w:t>.</w:t>
+      </w:r>
+      <w:r>
+        <w:rPr>
+          <w:rFonts w:ascii="Times New Roman" w:hAnsi="Times New Roman" w:cs="Times New Roman"/>
+          <w:i/>
+          <w:iCs/>
+          <w:sz w:val="22"/>
+          <w:szCs w:val="28"/>
+        </w:rPr>
+        <w:t xml:space="preserve"> </w:t>
       </w:r>
     </w:p>
     <w:p>
@@ -2717,25 +2677,14 @@
           <w:szCs w:val="22"/>
         </w:rPr>
       </w:pPr>
-      <w:proofErr w:type="spellStart"/>
-      <w:r>
-        <w:rPr>
-          <w:rFonts w:ascii="Times New Roman" w:eastAsia="宋体" w:hAnsi="Times New Roman" w:cs="Times New Roman"/>
-          <w:b/>
-          <w:sz w:val="22"/>
-          <w:szCs w:val="22"/>
-        </w:rPr>
-        <w:t>iGEM</w:t>
-      </w:r>
-      <w:proofErr w:type="spellEnd"/>
-      <w:r>
-        <w:rPr>
-          <w:rFonts w:ascii="Times New Roman" w:eastAsia="宋体" w:hAnsi="Times New Roman" w:cs="Times New Roman"/>
-          <w:b/>
-          <w:sz w:val="22"/>
-          <w:szCs w:val="22"/>
-        </w:rPr>
-        <w:t xml:space="preserve"> Team</w:t>
+      <w:r>
+        <w:rPr>
+          <w:rFonts w:ascii="Times New Roman" w:eastAsia="宋体" w:hAnsi="Times New Roman" w:cs="Times New Roman"/>
+          <w:b/>
+          <w:sz w:val="22"/>
+          <w:szCs w:val="22"/>
+        </w:rPr>
+        <w:t>iGEM Team</w:t>
       </w:r>
       <w:r>
         <w:rPr>
@@ -2773,7 +2722,6 @@
         </w:rPr>
         <w:t xml:space="preserve">| </w:t>
       </w:r>
-      <w:proofErr w:type="spellStart"/>
       <w:r>
         <w:rPr>
           <w:rFonts w:ascii="Times New Roman" w:eastAsia="宋体" w:hAnsi="Times New Roman" w:cs="Times New Roman"/>
@@ -2781,17 +2729,7 @@
           <w:sz w:val="22"/>
           <w:szCs w:val="22"/>
         </w:rPr>
-        <w:t>BostonU</w:t>
-      </w:r>
-      <w:proofErr w:type="spellEnd"/>
-      <w:r>
-        <w:rPr>
-          <w:rFonts w:ascii="Times New Roman" w:eastAsia="宋体" w:hAnsi="Times New Roman" w:cs="Times New Roman"/>
-          <w:iCs/>
-          <w:sz w:val="22"/>
-          <w:szCs w:val="22"/>
-        </w:rPr>
-        <w:t xml:space="preserve"> </w:t>
+        <w:t xml:space="preserve">BostonU </w:t>
       </w:r>
       <w:r>
         <w:rPr>
@@ -2881,25 +2819,7 @@
           <w:sz w:val="22"/>
           <w:szCs w:val="22"/>
         </w:rPr>
-        <w:t xml:space="preserve">Led computational and software design for </w:t>
-      </w:r>
-      <w:proofErr w:type="spellStart"/>
-      <w:r>
-        <w:rPr>
-          <w:rFonts w:ascii="Times New Roman" w:eastAsia="宋体" w:hAnsi="Times New Roman" w:cs="Times New Roman"/>
-          <w:sz w:val="22"/>
-          <w:szCs w:val="22"/>
-        </w:rPr>
-        <w:t>iGEM</w:t>
-      </w:r>
-      <w:proofErr w:type="spellEnd"/>
-      <w:r>
-        <w:rPr>
-          <w:rFonts w:ascii="Times New Roman" w:eastAsia="宋体" w:hAnsi="Times New Roman" w:cs="Times New Roman"/>
-          <w:sz w:val="22"/>
-          <w:szCs w:val="22"/>
-        </w:rPr>
-        <w:t xml:space="preserve"> 2024 project, bridging biological objectives with system-level modeling and implementation.</w:t>
+        <w:t>Led computational and software design for iGEM 2024 project, bridging biological objectives with system-level modeling and implementation.</w:t>
       </w:r>
     </w:p>
     <w:p>
@@ -2946,25 +2866,14 @@
           <w:szCs w:val="22"/>
         </w:rPr>
       </w:pPr>
-      <w:proofErr w:type="spellStart"/>
-      <w:r>
-        <w:rPr>
-          <w:rFonts w:ascii="Times New Roman" w:eastAsia="宋体" w:hAnsi="Times New Roman" w:cs="Times New Roman"/>
-          <w:b/>
-          <w:sz w:val="22"/>
-          <w:szCs w:val="22"/>
-        </w:rPr>
-        <w:t>iGEM</w:t>
-      </w:r>
-      <w:proofErr w:type="spellEnd"/>
-      <w:r>
-        <w:rPr>
-          <w:rFonts w:ascii="Times New Roman" w:eastAsia="宋体" w:hAnsi="Times New Roman" w:cs="Times New Roman"/>
-          <w:b/>
-          <w:sz w:val="22"/>
-          <w:szCs w:val="22"/>
-        </w:rPr>
-        <w:t xml:space="preserve"> Team</w:t>
+      <w:r>
+        <w:rPr>
+          <w:rFonts w:ascii="Times New Roman" w:eastAsia="宋体" w:hAnsi="Times New Roman" w:cs="Times New Roman"/>
+          <w:b/>
+          <w:sz w:val="22"/>
+          <w:szCs w:val="22"/>
+        </w:rPr>
+        <w:t>iGEM Team</w:t>
       </w:r>
       <w:r>
         <w:rPr>
@@ -3057,43 +2966,7 @@
           <w:sz w:val="22"/>
           <w:szCs w:val="22"/>
         </w:rPr>
-        <w:t xml:space="preserve">Built a cross-database sequence-to-protein mapping pipeline improving annotation between </w:t>
-      </w:r>
-      <w:proofErr w:type="spellStart"/>
-      <w:r>
-        <w:rPr>
-          <w:rFonts w:ascii="Times New Roman" w:eastAsia="宋体" w:hAnsi="Times New Roman" w:cs="Times New Roman"/>
-          <w:sz w:val="22"/>
-          <w:szCs w:val="22"/>
-        </w:rPr>
-        <w:t>iGEM</w:t>
-      </w:r>
-      <w:proofErr w:type="spellEnd"/>
-      <w:r>
-        <w:rPr>
-          <w:rFonts w:ascii="Times New Roman" w:eastAsia="宋体" w:hAnsi="Times New Roman" w:cs="Times New Roman"/>
-          <w:sz w:val="22"/>
-          <w:szCs w:val="22"/>
-        </w:rPr>
-        <w:t xml:space="preserve"> Registry and </w:t>
-      </w:r>
-      <w:proofErr w:type="spellStart"/>
-      <w:r>
-        <w:rPr>
-          <w:rFonts w:ascii="Times New Roman" w:eastAsia="宋体" w:hAnsi="Times New Roman" w:cs="Times New Roman"/>
-          <w:sz w:val="22"/>
-          <w:szCs w:val="22"/>
-        </w:rPr>
-        <w:t>UniProt</w:t>
-      </w:r>
-      <w:proofErr w:type="spellEnd"/>
-      <w:r>
-        <w:rPr>
-          <w:rFonts w:ascii="Times New Roman" w:eastAsia="宋体" w:hAnsi="Times New Roman" w:cs="Times New Roman"/>
-          <w:sz w:val="22"/>
-          <w:szCs w:val="22"/>
-        </w:rPr>
-        <w:t>.</w:t>
+        <w:t>Built a cross-database sequence-to-protein mapping pipeline improving annotation between iGEM Registry and UniProt.</w:t>
       </w:r>
       <w:r>
         <w:t xml:space="preserve"> </w:t>
@@ -3229,27 +3102,7 @@
           <w:sz w:val="22"/>
           <w:szCs w:val="22"/>
         </w:rPr>
-        <w:t xml:space="preserve">Matthew Turk and Prof. Tobies </w:t>
-      </w:r>
-      <w:proofErr w:type="spellStart"/>
-      <w:r>
-        <w:rPr>
-          <w:rFonts w:ascii="Times New Roman" w:eastAsia="宋体" w:hAnsi="Times New Roman" w:cs="Times New Roman"/>
-          <w:iCs/>
-          <w:sz w:val="22"/>
-          <w:szCs w:val="22"/>
-        </w:rPr>
-        <w:t>Hollerer</w:t>
-      </w:r>
-      <w:proofErr w:type="spellEnd"/>
-      <w:r>
-        <w:rPr>
-          <w:rFonts w:ascii="Times New Roman" w:eastAsia="宋体" w:hAnsi="Times New Roman" w:cs="Times New Roman"/>
-          <w:iCs/>
-          <w:sz w:val="22"/>
-          <w:szCs w:val="22"/>
-        </w:rPr>
-        <w:t xml:space="preserve">  </w:t>
+        <w:t xml:space="preserve">Matthew Turk and Prof. Tobies Hollerer  </w:t>
       </w:r>
     </w:p>
     <w:p>
@@ -3357,7 +3210,6 @@
           <w:szCs w:val="22"/>
         </w:rPr>
       </w:pPr>
-      <w:proofErr w:type="spellStart"/>
       <w:r>
         <w:rPr>
           <w:rFonts w:ascii="Times New Roman" w:eastAsia="宋体" w:hAnsi="Times New Roman" w:cs="Times New Roman"/>
@@ -3366,7 +3218,6 @@
         </w:rPr>
         <w:t>eLife</w:t>
       </w:r>
-      <w:proofErr w:type="spellEnd"/>
       <w:r>
         <w:rPr>
           <w:rFonts w:ascii="Times New Roman" w:eastAsia="宋体" w:hAnsi="Times New Roman" w:cs="Times New Roman" w:hint="eastAsia"/>
@@ -3707,43 +3558,7 @@
           <w:sz w:val="22"/>
           <w:szCs w:val="22"/>
         </w:rPr>
-        <w:t xml:space="preserve">Student Mentor of </w:t>
-      </w:r>
-      <w:proofErr w:type="spellStart"/>
-      <w:r>
-        <w:rPr>
-          <w:rFonts w:ascii="Times New Roman" w:eastAsia="宋体" w:hAnsi="Times New Roman" w:cs="Times New Roman"/>
-          <w:sz w:val="22"/>
-          <w:szCs w:val="22"/>
-        </w:rPr>
-        <w:t>iGEM</w:t>
-      </w:r>
-      <w:proofErr w:type="spellEnd"/>
-      <w:r>
-        <w:rPr>
-          <w:rFonts w:ascii="Times New Roman" w:eastAsia="宋体" w:hAnsi="Times New Roman" w:cs="Times New Roman"/>
-          <w:sz w:val="22"/>
-          <w:szCs w:val="22"/>
-        </w:rPr>
-        <w:t xml:space="preserve"> team: </w:t>
-      </w:r>
-      <w:proofErr w:type="spellStart"/>
-      <w:r>
-        <w:rPr>
-          <w:rFonts w:ascii="Times New Roman" w:eastAsia="宋体" w:hAnsi="Times New Roman" w:cs="Times New Roman"/>
-          <w:sz w:val="22"/>
-          <w:szCs w:val="22"/>
-        </w:rPr>
-        <w:t>BostonU</w:t>
-      </w:r>
-      <w:proofErr w:type="spellEnd"/>
-      <w:r>
-        <w:rPr>
-          <w:rFonts w:ascii="Times New Roman" w:eastAsia="宋体" w:hAnsi="Times New Roman" w:cs="Times New Roman"/>
-          <w:sz w:val="22"/>
-          <w:szCs w:val="22"/>
-        </w:rPr>
-        <w:t xml:space="preserve">                                                                                                           04-10/2024</w:t>
+        <w:t>Student Mentor of iGEM team: BostonU                                                                                                           04-10/2024</w:t>
       </w:r>
     </w:p>
     <w:p>
@@ -3763,25 +3578,7 @@
           <w:sz w:val="22"/>
           <w:szCs w:val="22"/>
         </w:rPr>
-        <w:t xml:space="preserve">Chicago </w:t>
-      </w:r>
-      <w:proofErr w:type="spellStart"/>
-      <w:r>
-        <w:rPr>
-          <w:rFonts w:ascii="Times New Roman" w:hAnsi="Times New Roman" w:cs="Times New Roman"/>
-          <w:sz w:val="22"/>
-          <w:szCs w:val="22"/>
-        </w:rPr>
-        <w:t>BioEngineering</w:t>
-      </w:r>
-      <w:proofErr w:type="spellEnd"/>
-      <w:r>
-        <w:rPr>
-          <w:rFonts w:ascii="Times New Roman" w:hAnsi="Times New Roman" w:cs="Times New Roman"/>
-          <w:sz w:val="22"/>
-          <w:szCs w:val="22"/>
-        </w:rPr>
-        <w:t xml:space="preserve"> Conference (CBEC’24)                                                                                                   09/2024</w:t>
+        <w:t>Chicago BioEngineering Conference (CBEC’24)                                                                                                   09/2024</w:t>
       </w:r>
     </w:p>
     <w:p>
@@ -7109,7 +6906,6 @@
   <w:style w:type="character" w:default="1" w:styleId="DefaultParagraphFont">
     <w:name w:val="Default Paragraph Font"/>
     <w:uiPriority w:val="1"/>
-    <w:semiHidden/>
     <w:unhideWhenUsed/>
   </w:style>
   <w:style w:type="table" w:default="1" w:styleId="TableNormal">

--- a/CV-v16-BU_zyrr.docx
+++ b/CV-v16-BU_zyrr.docx
@@ -1560,7 +1560,23 @@
           <w:sz w:val="22"/>
           <w:szCs w:val="28"/>
         </w:rPr>
-        <w:t xml:space="preserve">TCAD] </w:t>
+        <w:t xml:space="preserve">TCAD </w:t>
+      </w:r>
+      <w:r>
+        <w:rPr>
+          <w:rFonts w:ascii="Times New Roman" w:hAnsi="Times New Roman" w:cs="Times New Roman"/>
+          <w:sz w:val="22"/>
+          <w:szCs w:val="28"/>
+        </w:rPr>
+        <w:t>44.2 (2024): 483-496.</w:t>
+      </w:r>
+      <w:r>
+        <w:rPr>
+          <w:rFonts w:ascii="Times New Roman" w:hAnsi="Times New Roman" w:cs="Times New Roman"/>
+          <w:sz w:val="22"/>
+          <w:szCs w:val="28"/>
+        </w:rPr>
+        <w:t xml:space="preserve">] </w:t>
       </w:r>
       <w:r>
         <w:rPr>
@@ -1623,7 +1639,23 @@
           <w:sz w:val="22"/>
           <w:szCs w:val="28"/>
         </w:rPr>
-        <w:t xml:space="preserve">Nature Chemical Biology] </w:t>
+        <w:t xml:space="preserve">Nature Chemical Biology </w:t>
+      </w:r>
+      <w:r>
+        <w:rPr>
+          <w:rFonts w:ascii="Times New Roman" w:hAnsi="Times New Roman" w:cs="Times New Roman"/>
+          <w:sz w:val="22"/>
+          <w:szCs w:val="28"/>
+        </w:rPr>
+        <w:t>21.2 (2025): 268-279.</w:t>
+      </w:r>
+      <w:r>
+        <w:rPr>
+          <w:rFonts w:ascii="Times New Roman" w:hAnsi="Times New Roman" w:cs="Times New Roman"/>
+          <w:sz w:val="22"/>
+          <w:szCs w:val="28"/>
+        </w:rPr>
+        <w:t xml:space="preserve">] </w:t>
       </w:r>
       <w:r>
         <w:rPr>
@@ -1706,7 +1738,23 @@
           <w:sz w:val="22"/>
           <w:szCs w:val="28"/>
         </w:rPr>
-        <w:t xml:space="preserve"> IEEE-TCBB</w:t>
+        <w:t xml:space="preserve"> </w:t>
+      </w:r>
+      <w:r>
+        <w:rPr>
+          <w:rFonts w:ascii="Times New Roman" w:hAnsi="Times New Roman" w:cs="Times New Roman"/>
+          <w:sz w:val="22"/>
+          <w:szCs w:val="28"/>
+        </w:rPr>
+        <w:t xml:space="preserve">IEEE-TCBB </w:t>
+      </w:r>
+      <w:r>
+        <w:rPr>
+          <w:rFonts w:ascii="Times New Roman" w:hAnsi="Times New Roman" w:cs="Times New Roman"/>
+          <w:sz w:val="22"/>
+          <w:szCs w:val="28"/>
+        </w:rPr>
+        <w:t>22.4 (2025): 1888-1901.</w:t>
       </w:r>
       <w:r>
         <w:rPr>
@@ -6906,6 +6954,7 @@
   <w:style w:type="character" w:default="1" w:styleId="DefaultParagraphFont">
     <w:name w:val="Default Paragraph Font"/>
     <w:uiPriority w:val="1"/>
+    <w:semiHidden/>
     <w:unhideWhenUsed/>
   </w:style>
   <w:style w:type="table" w:default="1" w:styleId="TableNormal">
